--- a/backend-exhibits/Google Chat to Google Chat - Included.docx
+++ b/backend-exhibits/Google Chat to Google Chat - Included.docx
@@ -45,7 +45,7 @@
               <w:ind w:right="27"/>
               <w:jc w:val="center"/>
               <w:rPr>
-                <w:rFonts w:ascii="Arial" w:hAnsi="Arial" w:cs="Arial"/>
+                <w:rFonts w:ascii="Arial" w:hAnsi="Arial" w:cs="Arial" w:eastAsia="Arial"/>
                 <w:b/>
                 <w:bCs/>
                 <w:sz w:val="21"/>
@@ -54,7 +54,7 @@
             </w:pPr>
             <w:r>
               <w:rPr>
-                <w:rFonts w:ascii="Arial" w:hAnsi="Arial" w:cs="Arial"/>
+                <w:rFonts w:ascii="Arial" w:hAnsi="Arial" w:cs="Arial" w:eastAsia="Arial"/>
                 <w:b/>
                 <w:bCs/>
                 <w:sz w:val="21"/>
@@ -83,14 +83,14 @@
             <w:pPr>
               <w:ind w:left="4"/>
               <w:rPr>
-                <w:rFonts w:ascii="Arial" w:hAnsi="Arial" w:cs="Arial"/>
-                <w:sz w:val="21"/>
-                <w:szCs w:val="21"/>
-              </w:rPr>
-            </w:pPr>
-            <w:r>
-              <w:rPr>
-                <w:rFonts w:ascii="Arial" w:hAnsi="Arial" w:cs="Arial"/>
+                <w:rFonts w:ascii="Arial" w:hAnsi="Arial" w:cs="Arial" w:eastAsia="Arial"/>
+                <w:sz w:val="21"/>
+                <w:szCs w:val="21"/>
+              </w:rPr>
+            </w:pPr>
+            <w:r>
+              <w:rPr>
+                <w:rFonts w:ascii="Arial" w:hAnsi="Arial" w:cs="Arial" w:eastAsia="Arial"/>
                 <w:sz w:val="21"/>
                 <w:szCs w:val="21"/>
               </w:rPr>
@@ -111,14 +111,14 @@
           <w:p>
             <w:pPr>
               <w:rPr>
-                <w:rFonts w:ascii="Arial" w:hAnsi="Arial" w:cs="Arial"/>
-                <w:sz w:val="21"/>
-                <w:szCs w:val="21"/>
-              </w:rPr>
-            </w:pPr>
-            <w:r>
-              <w:rPr>
-                <w:rFonts w:ascii="Arial" w:hAnsi="Arial" w:cs="Arial"/>
+                <w:rFonts w:ascii="Arial" w:hAnsi="Arial" w:cs="Arial" w:eastAsia="Arial"/>
+                <w:sz w:val="21"/>
+                <w:szCs w:val="21"/>
+              </w:rPr>
+            </w:pPr>
+            <w:r>
+              <w:rPr>
+                <w:rFonts w:ascii="Arial" w:hAnsi="Arial" w:cs="Arial" w:eastAsia="Arial"/>
                 <w:sz w:val="21"/>
                 <w:szCs w:val="21"/>
               </w:rPr>
@@ -145,14 +145,14 @@
             <w:pPr>
               <w:ind w:left="4"/>
               <w:rPr>
-                <w:rFonts w:ascii="Arial" w:hAnsi="Arial" w:cs="Arial"/>
-                <w:sz w:val="21"/>
-                <w:szCs w:val="21"/>
-              </w:rPr>
-            </w:pPr>
-            <w:r>
-              <w:rPr>
-                <w:rFonts w:ascii="Arial" w:hAnsi="Arial" w:cs="Arial"/>
+                <w:rFonts w:ascii="Arial" w:hAnsi="Arial" w:cs="Arial" w:eastAsia="Arial"/>
+                <w:sz w:val="21"/>
+                <w:szCs w:val="21"/>
+              </w:rPr>
+            </w:pPr>
+            <w:r>
+              <w:rPr>
+                <w:rFonts w:ascii="Arial" w:hAnsi="Arial" w:cs="Arial" w:eastAsia="Arial"/>
                 <w:sz w:val="21"/>
                 <w:szCs w:val="21"/>
               </w:rPr>
@@ -173,14 +173,14 @@
           <w:p>
             <w:pPr>
               <w:rPr>
-                <w:rFonts w:ascii="Arial" w:hAnsi="Arial" w:cs="Arial"/>
-                <w:sz w:val="21"/>
-                <w:szCs w:val="21"/>
-              </w:rPr>
-            </w:pPr>
-            <w:r>
-              <w:rPr>
-                <w:rFonts w:ascii="Arial" w:hAnsi="Arial" w:cs="Arial"/>
+                <w:rFonts w:ascii="Arial" w:hAnsi="Arial" w:cs="Arial" w:eastAsia="Arial"/>
+                <w:sz w:val="21"/>
+                <w:szCs w:val="21"/>
+              </w:rPr>
+            </w:pPr>
+            <w:r>
+              <w:rPr>
+                <w:rFonts w:ascii="Arial" w:hAnsi="Arial" w:cs="Arial" w:eastAsia="Arial"/>
                 <w:sz w:val="21"/>
                 <w:szCs w:val="21"/>
               </w:rPr>
@@ -207,14 +207,14 @@
             <w:pPr>
               <w:ind w:left="4"/>
               <w:rPr>
-                <w:rFonts w:ascii="Arial" w:hAnsi="Arial" w:cs="Arial"/>
-                <w:sz w:val="21"/>
-                <w:szCs w:val="21"/>
-              </w:rPr>
-            </w:pPr>
-            <w:r>
-              <w:rPr>
-                <w:rFonts w:ascii="Arial" w:hAnsi="Arial" w:cs="Arial"/>
+                <w:rFonts w:ascii="Arial" w:hAnsi="Arial" w:cs="Arial" w:eastAsia="Arial"/>
+                <w:sz w:val="21"/>
+                <w:szCs w:val="21"/>
+              </w:rPr>
+            </w:pPr>
+            <w:r>
+              <w:rPr>
+                <w:rFonts w:ascii="Arial" w:hAnsi="Arial" w:cs="Arial" w:eastAsia="Arial"/>
                 <w:sz w:val="21"/>
                 <w:szCs w:val="21"/>
               </w:rPr>
@@ -235,14 +235,14 @@
           <w:p>
             <w:pPr>
               <w:rPr>
-                <w:rFonts w:ascii="Arial" w:hAnsi="Arial" w:cs="Arial"/>
-                <w:sz w:val="21"/>
-                <w:szCs w:val="21"/>
-              </w:rPr>
-            </w:pPr>
-            <w:r>
-              <w:rPr>
-                <w:rFonts w:ascii="Arial" w:hAnsi="Arial" w:cs="Arial"/>
+                <w:rFonts w:ascii="Arial" w:hAnsi="Arial" w:cs="Arial" w:eastAsia="Arial"/>
+                <w:sz w:val="21"/>
+                <w:szCs w:val="21"/>
+              </w:rPr>
+            </w:pPr>
+            <w:r>
+              <w:rPr>
+                <w:rFonts w:ascii="Arial" w:hAnsi="Arial" w:cs="Arial" w:eastAsia="Arial"/>
                 <w:sz w:val="21"/>
                 <w:szCs w:val="21"/>
               </w:rPr>
@@ -269,14 +269,14 @@
             <w:pPr>
               <w:ind w:left="4"/>
               <w:rPr>
-                <w:rFonts w:ascii="Arial" w:hAnsi="Arial" w:cs="Arial"/>
-                <w:sz w:val="21"/>
-                <w:szCs w:val="21"/>
-              </w:rPr>
-            </w:pPr>
-            <w:r>
-              <w:rPr>
-                <w:rFonts w:ascii="Arial" w:hAnsi="Arial" w:cs="Arial"/>
+                <w:rFonts w:ascii="Arial" w:hAnsi="Arial" w:cs="Arial" w:eastAsia="Arial"/>
+                <w:sz w:val="21"/>
+                <w:szCs w:val="21"/>
+              </w:rPr>
+            </w:pPr>
+            <w:r>
+              <w:rPr>
+                <w:rFonts w:ascii="Arial" w:hAnsi="Arial" w:cs="Arial" w:eastAsia="Arial"/>
                 <w:sz w:val="21"/>
                 <w:szCs w:val="21"/>
               </w:rPr>
@@ -297,14 +297,14 @@
           <w:p>
             <w:pPr>
               <w:rPr>
-                <w:rFonts w:ascii="Arial" w:hAnsi="Arial" w:cs="Arial"/>
-                <w:sz w:val="21"/>
-                <w:szCs w:val="21"/>
-              </w:rPr>
-            </w:pPr>
-            <w:r>
-              <w:rPr>
-                <w:rFonts w:ascii="Arial" w:hAnsi="Arial" w:cs="Arial"/>
+                <w:rFonts w:ascii="Arial" w:hAnsi="Arial" w:cs="Arial" w:eastAsia="Arial"/>
+                <w:sz w:val="21"/>
+                <w:szCs w:val="21"/>
+              </w:rPr>
+            </w:pPr>
+            <w:r>
+              <w:rPr>
+                <w:rFonts w:ascii="Arial" w:hAnsi="Arial" w:cs="Arial" w:eastAsia="Arial"/>
                 <w:sz w:val="21"/>
                 <w:szCs w:val="21"/>
               </w:rPr>
@@ -331,14 +331,14 @@
             <w:pPr>
               <w:ind w:left="4"/>
               <w:rPr>
-                <w:rFonts w:ascii="Arial" w:hAnsi="Arial" w:cs="Arial"/>
-                <w:sz w:val="21"/>
-                <w:szCs w:val="21"/>
-              </w:rPr>
-            </w:pPr>
-            <w:r>
-              <w:rPr>
-                <w:rFonts w:ascii="Arial" w:hAnsi="Arial" w:cs="Arial"/>
+                <w:rFonts w:ascii="Arial" w:hAnsi="Arial" w:cs="Arial" w:eastAsia="Arial"/>
+                <w:sz w:val="21"/>
+                <w:szCs w:val="21"/>
+              </w:rPr>
+            </w:pPr>
+            <w:r>
+              <w:rPr>
+                <w:rFonts w:ascii="Arial" w:hAnsi="Arial" w:cs="Arial" w:eastAsia="Arial"/>
                 <w:sz w:val="21"/>
                 <w:szCs w:val="21"/>
               </w:rPr>
@@ -359,14 +359,14 @@
           <w:p>
             <w:pPr>
               <w:rPr>
-                <w:rFonts w:ascii="Arial" w:hAnsi="Arial" w:cs="Arial"/>
-                <w:sz w:val="21"/>
-                <w:szCs w:val="21"/>
-              </w:rPr>
-            </w:pPr>
-            <w:r>
-              <w:rPr>
-                <w:rFonts w:ascii="Arial" w:hAnsi="Arial" w:cs="Arial"/>
+                <w:rFonts w:ascii="Arial" w:hAnsi="Arial" w:cs="Arial" w:eastAsia="Arial"/>
+                <w:sz w:val="21"/>
+                <w:szCs w:val="21"/>
+              </w:rPr>
+            </w:pPr>
+            <w:r>
+              <w:rPr>
+                <w:rFonts w:ascii="Arial" w:hAnsi="Arial" w:cs="Arial" w:eastAsia="Arial"/>
                 <w:sz w:val="21"/>
                 <w:szCs w:val="21"/>
               </w:rPr>
@@ -374,7 +374,7 @@
             </w:r>
             <w:r>
               <w:rPr>
-                <w:rFonts w:ascii="Arial" w:hAnsi="Arial" w:cs="Arial"/>
+                <w:rFonts w:ascii="Arial" w:hAnsi="Arial" w:cs="Arial" w:eastAsia="Arial"/>
                 <w:sz w:val="21"/>
                 <w:szCs w:val="21"/>
               </w:rPr>
@@ -382,7 +382,7 @@
             </w:r>
             <w:r>
               <w:rPr>
-                <w:rFonts w:ascii="Arial" w:hAnsi="Arial" w:cs="Arial"/>
+                <w:rFonts w:ascii="Arial" w:hAnsi="Arial" w:cs="Arial" w:eastAsia="Arial"/>
                 <w:sz w:val="21"/>
                 <w:szCs w:val="21"/>
               </w:rPr>
@@ -409,14 +409,14 @@
             <w:pPr>
               <w:ind w:left="4"/>
               <w:rPr>
-                <w:rFonts w:ascii="Arial" w:hAnsi="Arial" w:cs="Arial"/>
-                <w:sz w:val="21"/>
-                <w:szCs w:val="21"/>
-              </w:rPr>
-            </w:pPr>
-            <w:r>
-              <w:rPr>
-                <w:rFonts w:ascii="Arial" w:hAnsi="Arial" w:cs="Arial"/>
+                <w:rFonts w:ascii="Arial" w:hAnsi="Arial" w:cs="Arial" w:eastAsia="Arial"/>
+                <w:sz w:val="21"/>
+                <w:szCs w:val="21"/>
+              </w:rPr>
+            </w:pPr>
+            <w:r>
+              <w:rPr>
+                <w:rFonts w:ascii="Arial" w:hAnsi="Arial" w:cs="Arial" w:eastAsia="Arial"/>
                 <w:sz w:val="21"/>
                 <w:szCs w:val="21"/>
               </w:rPr>
@@ -437,14 +437,14 @@
           <w:p>
             <w:pPr>
               <w:rPr>
-                <w:rFonts w:ascii="Arial" w:hAnsi="Arial" w:cs="Arial"/>
-                <w:sz w:val="21"/>
-                <w:szCs w:val="21"/>
-              </w:rPr>
-            </w:pPr>
-            <w:r>
-              <w:rPr>
-                <w:rFonts w:ascii="Arial" w:hAnsi="Arial" w:cs="Arial"/>
+                <w:rFonts w:ascii="Arial" w:hAnsi="Arial" w:cs="Arial" w:eastAsia="Arial"/>
+                <w:sz w:val="21"/>
+                <w:szCs w:val="21"/>
+              </w:rPr>
+            </w:pPr>
+            <w:r>
+              <w:rPr>
+                <w:rFonts w:ascii="Arial" w:hAnsi="Arial" w:cs="Arial" w:eastAsia="Arial"/>
                 <w:sz w:val="21"/>
                 <w:szCs w:val="21"/>
               </w:rPr>
@@ -471,14 +471,14 @@
             <w:pPr>
               <w:ind w:left="4"/>
               <w:rPr>
-                <w:rFonts w:ascii="Arial" w:hAnsi="Arial" w:cs="Arial"/>
-                <w:sz w:val="21"/>
-                <w:szCs w:val="21"/>
-              </w:rPr>
-            </w:pPr>
-            <w:r>
-              <w:rPr>
-                <w:rFonts w:ascii="Arial" w:hAnsi="Arial" w:cs="Arial"/>
+                <w:rFonts w:ascii="Arial" w:hAnsi="Arial" w:cs="Arial" w:eastAsia="Arial"/>
+                <w:sz w:val="21"/>
+                <w:szCs w:val="21"/>
+              </w:rPr>
+            </w:pPr>
+            <w:r>
+              <w:rPr>
+                <w:rFonts w:ascii="Arial" w:hAnsi="Arial" w:cs="Arial" w:eastAsia="Arial"/>
                 <w:sz w:val="21"/>
                 <w:szCs w:val="21"/>
               </w:rPr>
@@ -499,14 +499,14 @@
           <w:p>
             <w:pPr>
               <w:rPr>
-                <w:rFonts w:ascii="Arial" w:hAnsi="Arial" w:cs="Arial"/>
-                <w:sz w:val="21"/>
-                <w:szCs w:val="21"/>
-              </w:rPr>
-            </w:pPr>
-            <w:r>
-              <w:rPr>
-                <w:rFonts w:ascii="Arial" w:hAnsi="Arial" w:cs="Arial"/>
+                <w:rFonts w:ascii="Arial" w:hAnsi="Arial" w:cs="Arial" w:eastAsia="Arial"/>
+                <w:sz w:val="21"/>
+                <w:szCs w:val="21"/>
+              </w:rPr>
+            </w:pPr>
+            <w:r>
+              <w:rPr>
+                <w:rFonts w:ascii="Arial" w:hAnsi="Arial" w:cs="Arial" w:eastAsia="Arial"/>
                 <w:sz w:val="21"/>
                 <w:szCs w:val="21"/>
               </w:rPr>
@@ -533,14 +533,14 @@
             <w:pPr>
               <w:ind w:left="4"/>
               <w:rPr>
-                <w:rFonts w:ascii="Arial" w:hAnsi="Arial" w:cs="Arial"/>
-                <w:sz w:val="21"/>
-                <w:szCs w:val="21"/>
-              </w:rPr>
-            </w:pPr>
-            <w:r>
-              <w:rPr>
-                <w:rFonts w:ascii="Arial" w:hAnsi="Arial" w:cs="Arial"/>
+                <w:rFonts w:ascii="Arial" w:hAnsi="Arial" w:cs="Arial" w:eastAsia="Arial"/>
+                <w:sz w:val="21"/>
+                <w:szCs w:val="21"/>
+              </w:rPr>
+            </w:pPr>
+            <w:r>
+              <w:rPr>
+                <w:rFonts w:ascii="Arial" w:hAnsi="Arial" w:cs="Arial" w:eastAsia="Arial"/>
                 <w:sz w:val="21"/>
                 <w:szCs w:val="21"/>
               </w:rPr>
@@ -549,7 +549,7 @@
             <w:proofErr w:type="gramStart"/>
             <w:r>
               <w:rPr>
-                <w:rFonts w:ascii="Arial" w:hAnsi="Arial" w:cs="Arial"/>
+                <w:rFonts w:ascii="Arial" w:hAnsi="Arial" w:cs="Arial" w:eastAsia="Arial"/>
                 <w:sz w:val="21"/>
                 <w:szCs w:val="21"/>
               </w:rPr>
@@ -558,7 +558,7 @@
             <w:proofErr w:type="gramEnd"/>
             <w:r>
               <w:rPr>
-                <w:rFonts w:ascii="Arial" w:hAnsi="Arial" w:cs="Arial"/>
+                <w:rFonts w:ascii="Arial" w:hAnsi="Arial" w:cs="Arial" w:eastAsia="Arial"/>
                 <w:sz w:val="21"/>
                 <w:szCs w:val="21"/>
               </w:rPr>
@@ -579,14 +579,14 @@
           <w:p>
             <w:pPr>
               <w:rPr>
-                <w:rFonts w:ascii="Arial" w:hAnsi="Arial" w:cs="Arial"/>
-                <w:sz w:val="21"/>
-                <w:szCs w:val="21"/>
-              </w:rPr>
-            </w:pPr>
-            <w:r>
-              <w:rPr>
-                <w:rFonts w:ascii="Arial" w:hAnsi="Arial" w:cs="Arial"/>
+                <w:rFonts w:ascii="Arial" w:hAnsi="Arial" w:cs="Arial" w:eastAsia="Arial"/>
+                <w:sz w:val="21"/>
+                <w:szCs w:val="21"/>
+              </w:rPr>
+            </w:pPr>
+            <w:r>
+              <w:rPr>
+                <w:rFonts w:ascii="Arial" w:hAnsi="Arial" w:cs="Arial" w:eastAsia="Arial"/>
                 <w:sz w:val="21"/>
                 <w:szCs w:val="21"/>
               </w:rPr>
@@ -613,14 +613,14 @@
             <w:pPr>
               <w:ind w:left="4"/>
               <w:rPr>
-                <w:rFonts w:ascii="Arial" w:hAnsi="Arial" w:cs="Arial"/>
-                <w:sz w:val="21"/>
-                <w:szCs w:val="21"/>
-              </w:rPr>
-            </w:pPr>
-            <w:r>
-              <w:rPr>
-                <w:rFonts w:ascii="Arial" w:hAnsi="Arial" w:cs="Arial"/>
+                <w:rFonts w:ascii="Arial" w:hAnsi="Arial" w:cs="Arial" w:eastAsia="Arial"/>
+                <w:sz w:val="21"/>
+                <w:szCs w:val="21"/>
+              </w:rPr>
+            </w:pPr>
+            <w:r>
+              <w:rPr>
+                <w:rFonts w:ascii="Arial" w:hAnsi="Arial" w:cs="Arial" w:eastAsia="Arial"/>
                 <w:sz w:val="21"/>
                 <w:szCs w:val="21"/>
               </w:rPr>
@@ -629,7 +629,7 @@
             <w:proofErr w:type="gramStart"/>
             <w:r>
               <w:rPr>
-                <w:rFonts w:ascii="Arial" w:hAnsi="Arial" w:cs="Arial"/>
+                <w:rFonts w:ascii="Arial" w:hAnsi="Arial" w:cs="Arial" w:eastAsia="Arial"/>
                 <w:sz w:val="21"/>
                 <w:szCs w:val="21"/>
               </w:rPr>
@@ -638,7 +638,7 @@
             <w:proofErr w:type="gramEnd"/>
             <w:r>
               <w:rPr>
-                <w:rFonts w:ascii="Arial" w:hAnsi="Arial" w:cs="Arial"/>
+                <w:rFonts w:ascii="Arial" w:hAnsi="Arial" w:cs="Arial" w:eastAsia="Arial"/>
                 <w:sz w:val="21"/>
                 <w:szCs w:val="21"/>
               </w:rPr>
@@ -659,14 +659,14 @@
           <w:p>
             <w:pPr>
               <w:rPr>
-                <w:rFonts w:ascii="Arial" w:hAnsi="Arial" w:cs="Arial"/>
-                <w:sz w:val="21"/>
-                <w:szCs w:val="21"/>
-              </w:rPr>
-            </w:pPr>
-            <w:r>
-              <w:rPr>
-                <w:rFonts w:ascii="Arial" w:hAnsi="Arial" w:cs="Arial"/>
+                <w:rFonts w:ascii="Arial" w:hAnsi="Arial" w:cs="Arial" w:eastAsia="Arial"/>
+                <w:sz w:val="21"/>
+                <w:szCs w:val="21"/>
+              </w:rPr>
+            </w:pPr>
+            <w:r>
+              <w:rPr>
+                <w:rFonts w:ascii="Arial" w:hAnsi="Arial" w:cs="Arial" w:eastAsia="Arial"/>
                 <w:sz w:val="21"/>
                 <w:szCs w:val="21"/>
               </w:rPr>
@@ -693,14 +693,14 @@
             <w:pPr>
               <w:ind w:left="4"/>
               <w:rPr>
-                <w:rFonts w:ascii="Arial" w:hAnsi="Arial" w:cs="Arial"/>
-                <w:sz w:val="21"/>
-                <w:szCs w:val="21"/>
-              </w:rPr>
-            </w:pPr>
-            <w:r>
-              <w:rPr>
-                <w:rFonts w:ascii="Arial" w:hAnsi="Arial" w:cs="Arial"/>
+                <w:rFonts w:ascii="Arial" w:hAnsi="Arial" w:cs="Arial" w:eastAsia="Arial"/>
+                <w:sz w:val="21"/>
+                <w:szCs w:val="21"/>
+              </w:rPr>
+            </w:pPr>
+            <w:r>
+              <w:rPr>
+                <w:rFonts w:ascii="Arial" w:hAnsi="Arial" w:cs="Arial" w:eastAsia="Arial"/>
                 <w:sz w:val="21"/>
                 <w:szCs w:val="21"/>
               </w:rPr>
@@ -721,14 +721,14 @@
           <w:p>
             <w:pPr>
               <w:rPr>
-                <w:rFonts w:ascii="Arial" w:hAnsi="Arial" w:cs="Arial"/>
-                <w:sz w:val="21"/>
-                <w:szCs w:val="21"/>
-              </w:rPr>
-            </w:pPr>
-            <w:r>
-              <w:rPr>
-                <w:rFonts w:ascii="Arial" w:hAnsi="Arial" w:cs="Arial"/>
+                <w:rFonts w:ascii="Arial" w:hAnsi="Arial" w:cs="Arial" w:eastAsia="Arial"/>
+                <w:sz w:val="21"/>
+                <w:szCs w:val="21"/>
+              </w:rPr>
+            </w:pPr>
+            <w:r>
+              <w:rPr>
+                <w:rFonts w:ascii="Arial" w:hAnsi="Arial" w:cs="Arial" w:eastAsia="Arial"/>
                 <w:sz w:val="21"/>
                 <w:szCs w:val="21"/>
               </w:rPr>
@@ -755,14 +755,14 @@
             <w:pPr>
               <w:ind w:left="4"/>
               <w:rPr>
-                <w:rFonts w:ascii="Arial" w:hAnsi="Arial" w:cs="Arial"/>
-                <w:sz w:val="21"/>
-                <w:szCs w:val="21"/>
-              </w:rPr>
-            </w:pPr>
-            <w:r>
-              <w:rPr>
-                <w:rFonts w:ascii="Arial" w:hAnsi="Arial" w:cs="Arial"/>
+                <w:rFonts w:ascii="Arial" w:hAnsi="Arial" w:cs="Arial" w:eastAsia="Arial"/>
+                <w:sz w:val="21"/>
+                <w:szCs w:val="21"/>
+              </w:rPr>
+            </w:pPr>
+            <w:r>
+              <w:rPr>
+                <w:rFonts w:ascii="Arial" w:hAnsi="Arial" w:cs="Arial" w:eastAsia="Arial"/>
                 <w:sz w:val="21"/>
                 <w:szCs w:val="21"/>
               </w:rPr>
@@ -783,14 +783,14 @@
           <w:p>
             <w:pPr>
               <w:rPr>
-                <w:rFonts w:ascii="Arial" w:hAnsi="Arial" w:cs="Arial"/>
-                <w:sz w:val="21"/>
-                <w:szCs w:val="21"/>
-              </w:rPr>
-            </w:pPr>
-            <w:r>
-              <w:rPr>
-                <w:rFonts w:ascii="Arial" w:hAnsi="Arial" w:cs="Arial"/>
+                <w:rFonts w:ascii="Arial" w:hAnsi="Arial" w:cs="Arial" w:eastAsia="Arial"/>
+                <w:sz w:val="21"/>
+                <w:szCs w:val="21"/>
+              </w:rPr>
+            </w:pPr>
+            <w:r>
+              <w:rPr>
+                <w:rFonts w:ascii="Arial" w:hAnsi="Arial" w:cs="Arial" w:eastAsia="Arial"/>
                 <w:sz w:val="21"/>
                 <w:szCs w:val="21"/>
               </w:rPr>
@@ -817,14 +817,14 @@
             <w:pPr>
               <w:ind w:left="4"/>
               <w:rPr>
-                <w:rFonts w:ascii="Arial" w:hAnsi="Arial" w:cs="Arial"/>
-                <w:sz w:val="21"/>
-                <w:szCs w:val="21"/>
-              </w:rPr>
-            </w:pPr>
-            <w:r>
-              <w:rPr>
-                <w:rFonts w:ascii="Arial" w:hAnsi="Arial" w:cs="Arial"/>
+                <w:rFonts w:ascii="Arial" w:hAnsi="Arial" w:cs="Arial" w:eastAsia="Arial"/>
+                <w:sz w:val="21"/>
+                <w:szCs w:val="21"/>
+              </w:rPr>
+            </w:pPr>
+            <w:r>
+              <w:rPr>
+                <w:rFonts w:ascii="Arial" w:hAnsi="Arial" w:cs="Arial" w:eastAsia="Arial"/>
                 <w:sz w:val="21"/>
                 <w:szCs w:val="21"/>
               </w:rPr>
@@ -845,14 +845,14 @@
           <w:p>
             <w:pPr>
               <w:rPr>
-                <w:rFonts w:ascii="Arial" w:hAnsi="Arial" w:cs="Arial"/>
-                <w:sz w:val="21"/>
-                <w:szCs w:val="21"/>
-              </w:rPr>
-            </w:pPr>
-            <w:r>
-              <w:rPr>
-                <w:rFonts w:ascii="Arial" w:hAnsi="Arial" w:cs="Arial"/>
+                <w:rFonts w:ascii="Arial" w:hAnsi="Arial" w:cs="Arial" w:eastAsia="Arial"/>
+                <w:sz w:val="21"/>
+                <w:szCs w:val="21"/>
+              </w:rPr>
+            </w:pPr>
+            <w:r>
+              <w:rPr>
+                <w:rFonts w:ascii="Arial" w:hAnsi="Arial" w:cs="Arial" w:eastAsia="Arial"/>
                 <w:sz w:val="21"/>
                 <w:szCs w:val="21"/>
               </w:rPr>
@@ -879,14 +879,14 @@
             <w:pPr>
               <w:ind w:left="4"/>
               <w:rPr>
-                <w:rFonts w:ascii="Arial" w:hAnsi="Arial" w:cs="Arial"/>
-                <w:sz w:val="21"/>
-                <w:szCs w:val="21"/>
-              </w:rPr>
-            </w:pPr>
-            <w:r>
-              <w:rPr>
-                <w:rFonts w:ascii="Arial" w:hAnsi="Arial" w:cs="Arial"/>
+                <w:rFonts w:ascii="Arial" w:hAnsi="Arial" w:cs="Arial" w:eastAsia="Arial"/>
+                <w:sz w:val="21"/>
+                <w:szCs w:val="21"/>
+              </w:rPr>
+            </w:pPr>
+            <w:r>
+              <w:rPr>
+                <w:rFonts w:ascii="Arial" w:hAnsi="Arial" w:cs="Arial" w:eastAsia="Arial"/>
                 <w:sz w:val="21"/>
                 <w:szCs w:val="21"/>
               </w:rPr>
@@ -907,14 +907,14 @@
           <w:p>
             <w:pPr>
               <w:rPr>
-                <w:rFonts w:ascii="Arial" w:hAnsi="Arial" w:cs="Arial"/>
-                <w:sz w:val="21"/>
-                <w:szCs w:val="21"/>
-              </w:rPr>
-            </w:pPr>
-            <w:r>
-              <w:rPr>
-                <w:rFonts w:ascii="Arial" w:hAnsi="Arial" w:cs="Arial"/>
+                <w:rFonts w:ascii="Arial" w:hAnsi="Arial" w:cs="Arial" w:eastAsia="Arial"/>
+                <w:sz w:val="21"/>
+                <w:szCs w:val="21"/>
+              </w:rPr>
+            </w:pPr>
+            <w:r>
+              <w:rPr>
+                <w:rFonts w:ascii="Arial" w:hAnsi="Arial" w:cs="Arial" w:eastAsia="Arial"/>
                 <w:sz w:val="21"/>
                 <w:szCs w:val="21"/>
               </w:rPr>
@@ -941,14 +941,14 @@
             <w:pPr>
               <w:ind w:left="4"/>
               <w:rPr>
-                <w:rFonts w:ascii="Arial" w:hAnsi="Arial" w:cs="Arial"/>
-                <w:sz w:val="21"/>
-                <w:szCs w:val="21"/>
-              </w:rPr>
-            </w:pPr>
-            <w:r>
-              <w:rPr>
-                <w:rFonts w:ascii="Arial" w:hAnsi="Arial" w:cs="Arial"/>
+                <w:rFonts w:ascii="Arial" w:hAnsi="Arial" w:cs="Arial" w:eastAsia="Arial"/>
+                <w:sz w:val="21"/>
+                <w:szCs w:val="21"/>
+              </w:rPr>
+            </w:pPr>
+            <w:r>
+              <w:rPr>
+                <w:rFonts w:ascii="Arial" w:hAnsi="Arial" w:cs="Arial" w:eastAsia="Arial"/>
                 <w:sz w:val="21"/>
                 <w:szCs w:val="21"/>
               </w:rPr>
@@ -969,14 +969,14 @@
           <w:p>
             <w:pPr>
               <w:rPr>
-                <w:rFonts w:ascii="Arial" w:hAnsi="Arial" w:cs="Arial"/>
-                <w:sz w:val="21"/>
-                <w:szCs w:val="21"/>
-              </w:rPr>
-            </w:pPr>
-            <w:r>
-              <w:rPr>
-                <w:rFonts w:ascii="Arial" w:hAnsi="Arial" w:cs="Arial"/>
+                <w:rFonts w:ascii="Arial" w:hAnsi="Arial" w:cs="Arial" w:eastAsia="Arial"/>
+                <w:sz w:val="21"/>
+                <w:szCs w:val="21"/>
+              </w:rPr>
+            </w:pPr>
+            <w:r>
+              <w:rPr>
+                <w:rFonts w:ascii="Arial" w:hAnsi="Arial" w:cs="Arial" w:eastAsia="Arial"/>
                 <w:sz w:val="21"/>
                 <w:szCs w:val="21"/>
               </w:rPr>
@@ -1003,14 +1003,14 @@
             <w:pPr>
               <w:ind w:left="4"/>
               <w:rPr>
-                <w:rFonts w:ascii="Arial" w:hAnsi="Arial" w:cs="Arial"/>
-                <w:sz w:val="21"/>
-                <w:szCs w:val="21"/>
-              </w:rPr>
-            </w:pPr>
-            <w:r>
-              <w:rPr>
-                <w:rFonts w:ascii="Arial" w:hAnsi="Arial" w:cs="Arial"/>
+                <w:rFonts w:ascii="Arial" w:hAnsi="Arial" w:cs="Arial" w:eastAsia="Arial"/>
+                <w:sz w:val="21"/>
+                <w:szCs w:val="21"/>
+              </w:rPr>
+            </w:pPr>
+            <w:r>
+              <w:rPr>
+                <w:rFonts w:ascii="Arial" w:hAnsi="Arial" w:cs="Arial" w:eastAsia="Arial"/>
                 <w:sz w:val="21"/>
                 <w:szCs w:val="21"/>
               </w:rPr>
@@ -1031,14 +1031,14 @@
           <w:p>
             <w:pPr>
               <w:rPr>
-                <w:rFonts w:ascii="Arial" w:hAnsi="Arial" w:cs="Arial"/>
-                <w:sz w:val="21"/>
-                <w:szCs w:val="21"/>
-              </w:rPr>
-            </w:pPr>
-            <w:r>
-              <w:rPr>
-                <w:rFonts w:ascii="Arial" w:hAnsi="Arial" w:cs="Arial"/>
+                <w:rFonts w:ascii="Arial" w:hAnsi="Arial" w:cs="Arial" w:eastAsia="Arial"/>
+                <w:sz w:val="21"/>
+                <w:szCs w:val="21"/>
+              </w:rPr>
+            </w:pPr>
+            <w:r>
+              <w:rPr>
+                <w:rFonts w:ascii="Arial" w:hAnsi="Arial" w:cs="Arial" w:eastAsia="Arial"/>
                 <w:sz w:val="21"/>
                 <w:szCs w:val="21"/>
               </w:rPr>
@@ -1065,14 +1065,14 @@
             <w:pPr>
               <w:ind w:left="4"/>
               <w:rPr>
-                <w:rFonts w:ascii="Arial" w:hAnsi="Arial" w:cs="Arial"/>
-                <w:sz w:val="21"/>
-                <w:szCs w:val="21"/>
-              </w:rPr>
-            </w:pPr>
-            <w:r>
-              <w:rPr>
-                <w:rFonts w:ascii="Arial" w:hAnsi="Arial" w:cs="Arial"/>
+                <w:rFonts w:ascii="Arial" w:hAnsi="Arial" w:cs="Arial" w:eastAsia="Arial"/>
+                <w:sz w:val="21"/>
+                <w:szCs w:val="21"/>
+              </w:rPr>
+            </w:pPr>
+            <w:r>
+              <w:rPr>
+                <w:rFonts w:ascii="Arial" w:hAnsi="Arial" w:cs="Arial" w:eastAsia="Arial"/>
                 <w:sz w:val="21"/>
                 <w:szCs w:val="21"/>
               </w:rPr>
@@ -1081,7 +1081,7 @@
             <w:proofErr w:type="spellStart"/>
             <w:r>
               <w:rPr>
-                <w:rFonts w:ascii="Arial" w:hAnsi="Arial" w:cs="Arial"/>
+                <w:rFonts w:ascii="Arial" w:hAnsi="Arial" w:cs="Arial" w:eastAsia="Arial"/>
                 <w:sz w:val="21"/>
                 <w:szCs w:val="21"/>
               </w:rPr>
@@ -1090,7 +1090,7 @@
             <w:proofErr w:type="spellEnd"/>
             <w:r>
               <w:rPr>
-                <w:rFonts w:ascii="Arial" w:hAnsi="Arial" w:cs="Arial"/>
+                <w:rFonts w:ascii="Arial" w:hAnsi="Arial" w:cs="Arial" w:eastAsia="Arial"/>
                 <w:sz w:val="21"/>
                 <w:szCs w:val="21"/>
               </w:rPr>
@@ -1111,14 +1111,14 @@
           <w:p>
             <w:pPr>
               <w:rPr>
-                <w:rFonts w:ascii="Arial" w:hAnsi="Arial" w:cs="Arial"/>
-                <w:sz w:val="21"/>
-                <w:szCs w:val="21"/>
-              </w:rPr>
-            </w:pPr>
-            <w:r>
-              <w:rPr>
-                <w:rFonts w:ascii="Arial" w:hAnsi="Arial" w:cs="Arial"/>
+                <w:rFonts w:ascii="Arial" w:hAnsi="Arial" w:cs="Arial" w:eastAsia="Arial"/>
+                <w:sz w:val="21"/>
+                <w:szCs w:val="21"/>
+              </w:rPr>
+            </w:pPr>
+            <w:r>
+              <w:rPr>
+                <w:rFonts w:ascii="Arial" w:hAnsi="Arial" w:cs="Arial" w:eastAsia="Arial"/>
                 <w:sz w:val="21"/>
                 <w:szCs w:val="21"/>
               </w:rPr>
@@ -1127,7 +1127,7 @@
             <w:proofErr w:type="gramStart"/>
             <w:r>
               <w:rPr>
-                <w:rFonts w:ascii="Arial" w:hAnsi="Arial" w:cs="Arial"/>
+                <w:rFonts w:ascii="Arial" w:hAnsi="Arial" w:cs="Arial" w:eastAsia="Arial"/>
                 <w:sz w:val="21"/>
                 <w:szCs w:val="21"/>
               </w:rPr>
@@ -1136,7 +1136,7 @@
             <w:proofErr w:type="gramEnd"/>
             <w:r>
               <w:rPr>
-                <w:rFonts w:ascii="Arial" w:hAnsi="Arial" w:cs="Arial"/>
+                <w:rFonts w:ascii="Arial" w:hAnsi="Arial" w:cs="Arial" w:eastAsia="Arial"/>
                 <w:sz w:val="21"/>
                 <w:szCs w:val="21"/>
               </w:rPr>
@@ -1163,14 +1163,14 @@
             <w:pPr>
               <w:ind w:left="4"/>
               <w:rPr>
-                <w:rFonts w:ascii="Arial" w:hAnsi="Arial" w:cs="Arial"/>
-                <w:sz w:val="21"/>
-                <w:szCs w:val="21"/>
-              </w:rPr>
-            </w:pPr>
-            <w:r>
-              <w:rPr>
-                <w:rFonts w:ascii="Arial" w:hAnsi="Arial" w:cs="Arial"/>
+                <w:rFonts w:ascii="Arial" w:hAnsi="Arial" w:cs="Arial" w:eastAsia="Arial"/>
+                <w:sz w:val="21"/>
+                <w:szCs w:val="21"/>
+              </w:rPr>
+            </w:pPr>
+            <w:r>
+              <w:rPr>
+                <w:rFonts w:ascii="Arial" w:hAnsi="Arial" w:cs="Arial" w:eastAsia="Arial"/>
                 <w:sz w:val="21"/>
                 <w:szCs w:val="21"/>
               </w:rPr>
@@ -1192,14 +1192,14 @@
           <w:p>
             <w:pPr>
               <w:rPr>
-                <w:rFonts w:ascii="Arial" w:hAnsi="Arial" w:cs="Arial"/>
-                <w:sz w:val="21"/>
-                <w:szCs w:val="21"/>
-              </w:rPr>
-            </w:pPr>
-            <w:r>
-              <w:rPr>
-                <w:rFonts w:ascii="Arial" w:hAnsi="Arial" w:cs="Arial"/>
+                <w:rFonts w:ascii="Arial" w:hAnsi="Arial" w:cs="Arial" w:eastAsia="Arial"/>
+                <w:sz w:val="21"/>
+                <w:szCs w:val="21"/>
+              </w:rPr>
+            </w:pPr>
+            <w:r>
+              <w:rPr>
+                <w:rFonts w:ascii="Arial" w:hAnsi="Arial" w:cs="Arial" w:eastAsia="Arial"/>
                 <w:sz w:val="21"/>
                 <w:szCs w:val="21"/>
               </w:rPr>
@@ -1226,14 +1226,14 @@
             <w:pPr>
               <w:ind w:left="4"/>
               <w:rPr>
-                <w:rFonts w:ascii="Arial" w:hAnsi="Arial" w:cs="Arial"/>
-                <w:sz w:val="21"/>
-                <w:szCs w:val="21"/>
-              </w:rPr>
-            </w:pPr>
-            <w:r>
-              <w:rPr>
-                <w:rFonts w:ascii="Arial" w:hAnsi="Arial" w:cs="Arial"/>
+                <w:rFonts w:ascii="Arial" w:hAnsi="Arial" w:cs="Arial" w:eastAsia="Arial"/>
+                <w:sz w:val="21"/>
+                <w:szCs w:val="21"/>
+              </w:rPr>
+            </w:pPr>
+            <w:r>
+              <w:rPr>
+                <w:rFonts w:ascii="Arial" w:hAnsi="Arial" w:cs="Arial" w:eastAsia="Arial"/>
                 <w:sz w:val="21"/>
                 <w:szCs w:val="21"/>
               </w:rPr>
@@ -1254,14 +1254,14 @@
           <w:p>
             <w:pPr>
               <w:rPr>
-                <w:rFonts w:ascii="Arial" w:hAnsi="Arial" w:cs="Arial"/>
-                <w:sz w:val="21"/>
-                <w:szCs w:val="21"/>
-              </w:rPr>
-            </w:pPr>
-            <w:r>
-              <w:rPr>
-                <w:rFonts w:ascii="Arial" w:hAnsi="Arial" w:cs="Arial"/>
+                <w:rFonts w:ascii="Arial" w:hAnsi="Arial" w:cs="Arial" w:eastAsia="Arial"/>
+                <w:sz w:val="21"/>
+                <w:szCs w:val="21"/>
+              </w:rPr>
+            </w:pPr>
+            <w:r>
+              <w:rPr>
+                <w:rFonts w:ascii="Arial" w:hAnsi="Arial" w:cs="Arial" w:eastAsia="Arial"/>
                 <w:sz w:val="21"/>
                 <w:szCs w:val="21"/>
               </w:rPr>
@@ -1288,14 +1288,14 @@
             <w:pPr>
               <w:ind w:left="4"/>
               <w:rPr>
-                <w:rFonts w:ascii="Arial" w:hAnsi="Arial" w:cs="Arial"/>
-                <w:sz w:val="21"/>
-                <w:szCs w:val="21"/>
-              </w:rPr>
-            </w:pPr>
-            <w:r>
-              <w:rPr>
-                <w:rFonts w:ascii="Arial" w:hAnsi="Arial" w:cs="Arial"/>
+                <w:rFonts w:ascii="Arial" w:hAnsi="Arial" w:cs="Arial" w:eastAsia="Arial"/>
+                <w:sz w:val="21"/>
+                <w:szCs w:val="21"/>
+              </w:rPr>
+            </w:pPr>
+            <w:r>
+              <w:rPr>
+                <w:rFonts w:ascii="Arial" w:hAnsi="Arial" w:cs="Arial" w:eastAsia="Arial"/>
                 <w:sz w:val="21"/>
                 <w:szCs w:val="21"/>
               </w:rPr>
@@ -1316,14 +1316,14 @@
           <w:p>
             <w:pPr>
               <w:rPr>
-                <w:rFonts w:ascii="Arial" w:hAnsi="Arial" w:cs="Arial"/>
-                <w:sz w:val="21"/>
-                <w:szCs w:val="21"/>
-              </w:rPr>
-            </w:pPr>
-            <w:r>
-              <w:rPr>
-                <w:rFonts w:ascii="Arial" w:hAnsi="Arial" w:cs="Arial"/>
+                <w:rFonts w:ascii="Arial" w:hAnsi="Arial" w:cs="Arial" w:eastAsia="Arial"/>
+                <w:sz w:val="21"/>
+                <w:szCs w:val="21"/>
+              </w:rPr>
+            </w:pPr>
+            <w:r>
+              <w:rPr>
+                <w:rFonts w:ascii="Arial" w:hAnsi="Arial" w:cs="Arial" w:eastAsia="Arial"/>
                 <w:sz w:val="21"/>
                 <w:szCs w:val="21"/>
               </w:rPr>
@@ -1350,14 +1350,14 @@
             <w:pPr>
               <w:ind w:left="4"/>
               <w:rPr>
-                <w:rFonts w:ascii="Arial" w:hAnsi="Arial" w:cs="Arial"/>
-                <w:sz w:val="21"/>
-                <w:szCs w:val="21"/>
-              </w:rPr>
-            </w:pPr>
-            <w:r>
-              <w:rPr>
-                <w:rFonts w:ascii="Arial" w:hAnsi="Arial" w:cs="Arial"/>
+                <w:rFonts w:ascii="Arial" w:hAnsi="Arial" w:cs="Arial" w:eastAsia="Arial"/>
+                <w:sz w:val="21"/>
+                <w:szCs w:val="21"/>
+              </w:rPr>
+            </w:pPr>
+            <w:r>
+              <w:rPr>
+                <w:rFonts w:ascii="Arial" w:hAnsi="Arial" w:cs="Arial" w:eastAsia="Arial"/>
                 <w:sz w:val="21"/>
                 <w:szCs w:val="21"/>
               </w:rPr>
@@ -1378,14 +1378,14 @@
           <w:p>
             <w:pPr>
               <w:rPr>
-                <w:rFonts w:ascii="Arial" w:hAnsi="Arial" w:cs="Arial"/>
-                <w:sz w:val="21"/>
-                <w:szCs w:val="21"/>
-              </w:rPr>
-            </w:pPr>
-            <w:r>
-              <w:rPr>
-                <w:rFonts w:ascii="Arial" w:hAnsi="Arial" w:cs="Arial"/>
+                <w:rFonts w:ascii="Arial" w:hAnsi="Arial" w:cs="Arial" w:eastAsia="Arial"/>
+                <w:sz w:val="21"/>
+                <w:szCs w:val="21"/>
+              </w:rPr>
+            </w:pPr>
+            <w:r>
+              <w:rPr>
+                <w:rFonts w:ascii="Arial" w:hAnsi="Arial" w:cs="Arial" w:eastAsia="Arial"/>
                 <w:sz w:val="21"/>
                 <w:szCs w:val="21"/>
               </w:rPr>
@@ -1412,14 +1412,14 @@
             <w:pPr>
               <w:ind w:left="4"/>
               <w:rPr>
-                <w:rFonts w:ascii="Arial" w:hAnsi="Arial" w:cs="Arial"/>
-                <w:sz w:val="21"/>
-                <w:szCs w:val="21"/>
-              </w:rPr>
-            </w:pPr>
-            <w:r>
-              <w:rPr>
-                <w:rFonts w:ascii="Arial" w:hAnsi="Arial" w:cs="Arial"/>
+                <w:rFonts w:ascii="Arial" w:hAnsi="Arial" w:cs="Arial" w:eastAsia="Arial"/>
+                <w:sz w:val="21"/>
+                <w:szCs w:val="21"/>
+              </w:rPr>
+            </w:pPr>
+            <w:r>
+              <w:rPr>
+                <w:rFonts w:ascii="Arial" w:hAnsi="Arial" w:cs="Arial" w:eastAsia="Arial"/>
                 <w:sz w:val="21"/>
                 <w:szCs w:val="21"/>
               </w:rPr>
@@ -1440,14 +1440,14 @@
           <w:p>
             <w:pPr>
               <w:rPr>
-                <w:rFonts w:ascii="Arial" w:hAnsi="Arial" w:cs="Arial"/>
-                <w:sz w:val="21"/>
-                <w:szCs w:val="21"/>
-              </w:rPr>
-            </w:pPr>
-            <w:r>
-              <w:rPr>
-                <w:rFonts w:ascii="Arial" w:hAnsi="Arial" w:cs="Arial"/>
+                <w:rFonts w:ascii="Arial" w:hAnsi="Arial" w:cs="Arial" w:eastAsia="Arial"/>
+                <w:sz w:val="21"/>
+                <w:szCs w:val="21"/>
+              </w:rPr>
+            </w:pPr>
+            <w:r>
+              <w:rPr>
+                <w:rFonts w:ascii="Arial" w:hAnsi="Arial" w:cs="Arial" w:eastAsia="Arial"/>
                 <w:sz w:val="21"/>
                 <w:szCs w:val="21"/>
               </w:rPr>
@@ -1474,14 +1474,14 @@
             <w:pPr>
               <w:ind w:left="4"/>
               <w:rPr>
-                <w:rFonts w:ascii="Arial" w:hAnsi="Arial" w:cs="Arial"/>
-                <w:sz w:val="21"/>
-                <w:szCs w:val="21"/>
-              </w:rPr>
-            </w:pPr>
-            <w:r>
-              <w:rPr>
-                <w:rFonts w:ascii="Arial" w:hAnsi="Arial" w:cs="Arial"/>
+                <w:rFonts w:ascii="Arial" w:hAnsi="Arial" w:cs="Arial" w:eastAsia="Arial"/>
+                <w:sz w:val="21"/>
+                <w:szCs w:val="21"/>
+              </w:rPr>
+            </w:pPr>
+            <w:r>
+              <w:rPr>
+                <w:rFonts w:ascii="Arial" w:hAnsi="Arial" w:cs="Arial" w:eastAsia="Arial"/>
                 <w:sz w:val="21"/>
                 <w:szCs w:val="21"/>
               </w:rPr>
@@ -1502,14 +1502,14 @@
           <w:p>
             <w:pPr>
               <w:rPr>
-                <w:rFonts w:ascii="Arial" w:hAnsi="Arial" w:cs="Arial"/>
-                <w:sz w:val="21"/>
-                <w:szCs w:val="21"/>
-              </w:rPr>
-            </w:pPr>
-            <w:r>
-              <w:rPr>
-                <w:rFonts w:ascii="Arial" w:hAnsi="Arial" w:cs="Arial"/>
+                <w:rFonts w:ascii="Arial" w:hAnsi="Arial" w:cs="Arial" w:eastAsia="Arial"/>
+                <w:sz w:val="21"/>
+                <w:szCs w:val="21"/>
+              </w:rPr>
+            </w:pPr>
+            <w:r>
+              <w:rPr>
+                <w:rFonts w:ascii="Arial" w:hAnsi="Arial" w:cs="Arial" w:eastAsia="Arial"/>
                 <w:sz w:val="21"/>
                 <w:szCs w:val="21"/>
               </w:rPr>
@@ -1536,14 +1536,14 @@
             <w:pPr>
               <w:ind w:left="4"/>
               <w:rPr>
-                <w:rFonts w:ascii="Arial" w:hAnsi="Arial" w:cs="Arial"/>
-                <w:sz w:val="21"/>
-                <w:szCs w:val="21"/>
-              </w:rPr>
-            </w:pPr>
-            <w:r>
-              <w:rPr>
-                <w:rFonts w:ascii="Arial" w:hAnsi="Arial" w:cs="Arial"/>
+                <w:rFonts w:ascii="Arial" w:hAnsi="Arial" w:cs="Arial" w:eastAsia="Arial"/>
+                <w:sz w:val="21"/>
+                <w:szCs w:val="21"/>
+              </w:rPr>
+            </w:pPr>
+            <w:r>
+              <w:rPr>
+                <w:rFonts w:ascii="Arial" w:hAnsi="Arial" w:cs="Arial" w:eastAsia="Arial"/>
                 <w:sz w:val="21"/>
                 <w:szCs w:val="21"/>
               </w:rPr>
@@ -1564,14 +1564,14 @@
           <w:p>
             <w:pPr>
               <w:rPr>
-                <w:rFonts w:ascii="Arial" w:hAnsi="Arial" w:cs="Arial"/>
-                <w:sz w:val="21"/>
-                <w:szCs w:val="21"/>
-              </w:rPr>
-            </w:pPr>
-            <w:r>
-              <w:rPr>
-                <w:rFonts w:ascii="Arial" w:hAnsi="Arial" w:cs="Arial"/>
+                <w:rFonts w:ascii="Arial" w:hAnsi="Arial" w:cs="Arial" w:eastAsia="Arial"/>
+                <w:sz w:val="21"/>
+                <w:szCs w:val="21"/>
+              </w:rPr>
+            </w:pPr>
+            <w:r>
+              <w:rPr>
+                <w:rFonts w:ascii="Arial" w:hAnsi="Arial" w:cs="Arial" w:eastAsia="Arial"/>
                 <w:sz w:val="21"/>
                 <w:szCs w:val="21"/>
               </w:rPr>
@@ -1598,14 +1598,14 @@
             <w:pPr>
               <w:ind w:left="4"/>
               <w:rPr>
-                <w:rFonts w:ascii="Arial" w:hAnsi="Arial" w:cs="Arial"/>
-                <w:sz w:val="21"/>
-                <w:szCs w:val="21"/>
-              </w:rPr>
-            </w:pPr>
-            <w:r>
-              <w:rPr>
-                <w:rFonts w:ascii="Arial" w:hAnsi="Arial" w:cs="Arial"/>
+                <w:rFonts w:ascii="Arial" w:hAnsi="Arial" w:cs="Arial" w:eastAsia="Arial"/>
+                <w:sz w:val="21"/>
+                <w:szCs w:val="21"/>
+              </w:rPr>
+            </w:pPr>
+            <w:r>
+              <w:rPr>
+                <w:rFonts w:ascii="Arial" w:hAnsi="Arial" w:cs="Arial" w:eastAsia="Arial"/>
                 <w:sz w:val="21"/>
                 <w:szCs w:val="21"/>
               </w:rPr>
@@ -1626,14 +1626,14 @@
           <w:p>
             <w:pPr>
               <w:rPr>
-                <w:rFonts w:ascii="Arial" w:hAnsi="Arial" w:cs="Arial"/>
-                <w:sz w:val="21"/>
-                <w:szCs w:val="21"/>
-              </w:rPr>
-            </w:pPr>
-            <w:r>
-              <w:rPr>
-                <w:rFonts w:ascii="Arial" w:hAnsi="Arial" w:cs="Arial"/>
+                <w:rFonts w:ascii="Arial" w:hAnsi="Arial" w:cs="Arial" w:eastAsia="Arial"/>
+                <w:sz w:val="21"/>
+                <w:szCs w:val="21"/>
+              </w:rPr>
+            </w:pPr>
+            <w:r>
+              <w:rPr>
+                <w:rFonts w:ascii="Arial" w:hAnsi="Arial" w:cs="Arial" w:eastAsia="Arial"/>
                 <w:sz w:val="21"/>
                 <w:szCs w:val="21"/>
               </w:rPr>
@@ -1660,14 +1660,14 @@
             <w:pPr>
               <w:ind w:left="4"/>
               <w:rPr>
-                <w:rFonts w:ascii="Arial" w:hAnsi="Arial" w:cs="Arial"/>
-                <w:sz w:val="21"/>
-                <w:szCs w:val="21"/>
-              </w:rPr>
-            </w:pPr>
-            <w:r>
-              <w:rPr>
-                <w:rFonts w:ascii="Arial" w:hAnsi="Arial" w:cs="Arial"/>
+                <w:rFonts w:ascii="Arial" w:hAnsi="Arial" w:cs="Arial" w:eastAsia="Arial"/>
+                <w:sz w:val="21"/>
+                <w:szCs w:val="21"/>
+              </w:rPr>
+            </w:pPr>
+            <w:r>
+              <w:rPr>
+                <w:rFonts w:ascii="Arial" w:hAnsi="Arial" w:cs="Arial" w:eastAsia="Arial"/>
                 <w:sz w:val="21"/>
                 <w:szCs w:val="21"/>
               </w:rPr>
@@ -1688,14 +1688,14 @@
           <w:p>
             <w:pPr>
               <w:rPr>
-                <w:rFonts w:ascii="Arial" w:hAnsi="Arial" w:cs="Arial"/>
-                <w:sz w:val="21"/>
-                <w:szCs w:val="21"/>
-              </w:rPr>
-            </w:pPr>
-            <w:r>
-              <w:rPr>
-                <w:rFonts w:ascii="Arial" w:hAnsi="Arial" w:cs="Arial"/>
+                <w:rFonts w:ascii="Arial" w:hAnsi="Arial" w:cs="Arial" w:eastAsia="Arial"/>
+                <w:sz w:val="21"/>
+                <w:szCs w:val="21"/>
+              </w:rPr>
+            </w:pPr>
+            <w:r>
+              <w:rPr>
+                <w:rFonts w:ascii="Arial" w:hAnsi="Arial" w:cs="Arial" w:eastAsia="Arial"/>
                 <w:sz w:val="21"/>
                 <w:szCs w:val="21"/>
               </w:rPr>
@@ -1722,14 +1722,14 @@
             <w:pPr>
               <w:ind w:left="4"/>
               <w:rPr>
-                <w:rFonts w:ascii="Arial" w:hAnsi="Arial" w:cs="Arial"/>
-                <w:sz w:val="21"/>
-                <w:szCs w:val="21"/>
-              </w:rPr>
-            </w:pPr>
-            <w:r>
-              <w:rPr>
-                <w:rFonts w:ascii="Arial" w:hAnsi="Arial" w:cs="Arial"/>
+                <w:rFonts w:ascii="Arial" w:hAnsi="Arial" w:cs="Arial" w:eastAsia="Arial"/>
+                <w:sz w:val="21"/>
+                <w:szCs w:val="21"/>
+              </w:rPr>
+            </w:pPr>
+            <w:r>
+              <w:rPr>
+                <w:rFonts w:ascii="Arial" w:hAnsi="Arial" w:cs="Arial" w:eastAsia="Arial"/>
                 <w:sz w:val="21"/>
                 <w:szCs w:val="21"/>
               </w:rPr>
@@ -1750,14 +1750,14 @@
           <w:p>
             <w:pPr>
               <w:rPr>
-                <w:rFonts w:ascii="Arial" w:hAnsi="Arial" w:cs="Arial"/>
-                <w:sz w:val="21"/>
-                <w:szCs w:val="21"/>
-              </w:rPr>
-            </w:pPr>
-            <w:r>
-              <w:rPr>
-                <w:rFonts w:ascii="Arial" w:hAnsi="Arial" w:cs="Arial"/>
+                <w:rFonts w:ascii="Arial" w:hAnsi="Arial" w:cs="Arial" w:eastAsia="Arial"/>
+                <w:sz w:val="21"/>
+                <w:szCs w:val="21"/>
+              </w:rPr>
+            </w:pPr>
+            <w:r>
+              <w:rPr>
+                <w:rFonts w:ascii="Arial" w:hAnsi="Arial" w:cs="Arial" w:eastAsia="Arial"/>
                 <w:sz w:val="21"/>
                 <w:szCs w:val="21"/>
               </w:rPr>
@@ -1784,14 +1784,14 @@
             <w:pPr>
               <w:ind w:left="4"/>
               <w:rPr>
-                <w:rFonts w:ascii="Arial" w:hAnsi="Arial" w:cs="Arial"/>
-                <w:sz w:val="21"/>
-                <w:szCs w:val="21"/>
-              </w:rPr>
-            </w:pPr>
-            <w:r>
-              <w:rPr>
-                <w:rFonts w:ascii="Arial" w:hAnsi="Arial" w:cs="Arial"/>
+                <w:rFonts w:ascii="Arial" w:hAnsi="Arial" w:cs="Arial" w:eastAsia="Arial"/>
+                <w:sz w:val="21"/>
+                <w:szCs w:val="21"/>
+              </w:rPr>
+            </w:pPr>
+            <w:r>
+              <w:rPr>
+                <w:rFonts w:ascii="Arial" w:hAnsi="Arial" w:cs="Arial" w:eastAsia="Arial"/>
                 <w:sz w:val="21"/>
                 <w:szCs w:val="21"/>
               </w:rPr>
@@ -1812,14 +1812,14 @@
           <w:p>
             <w:pPr>
               <w:rPr>
-                <w:rFonts w:ascii="Arial" w:hAnsi="Arial" w:cs="Arial"/>
-                <w:sz w:val="21"/>
-                <w:szCs w:val="21"/>
-              </w:rPr>
-            </w:pPr>
-            <w:r>
-              <w:rPr>
-                <w:rFonts w:ascii="Arial" w:hAnsi="Arial" w:cs="Arial"/>
+                <w:rFonts w:ascii="Arial" w:hAnsi="Arial" w:cs="Arial" w:eastAsia="Arial"/>
+                <w:sz w:val="21"/>
+                <w:szCs w:val="21"/>
+              </w:rPr>
+            </w:pPr>
+            <w:r>
+              <w:rPr>
+                <w:rFonts w:ascii="Arial" w:hAnsi="Arial" w:cs="Arial" w:eastAsia="Arial"/>
                 <w:sz w:val="21"/>
                 <w:szCs w:val="21"/>
               </w:rPr>
@@ -1828,7 +1828,7 @@
             <w:proofErr w:type="gramStart"/>
             <w:r>
               <w:rPr>
-                <w:rFonts w:ascii="Arial" w:hAnsi="Arial" w:cs="Arial"/>
+                <w:rFonts w:ascii="Arial" w:hAnsi="Arial" w:cs="Arial" w:eastAsia="Arial"/>
                 <w:sz w:val="21"/>
                 <w:szCs w:val="21"/>
               </w:rPr>
@@ -1837,7 +1837,7 @@
             <w:proofErr w:type="gramEnd"/>
             <w:r>
               <w:rPr>
-                <w:rFonts w:ascii="Arial" w:hAnsi="Arial" w:cs="Arial"/>
+                <w:rFonts w:ascii="Arial" w:hAnsi="Arial" w:cs="Arial" w:eastAsia="Arial"/>
                 <w:sz w:val="21"/>
                 <w:szCs w:val="21"/>
               </w:rPr>
@@ -1846,7 +1846,7 @@
             <w:proofErr w:type="gramStart"/>
             <w:r>
               <w:rPr>
-                <w:rFonts w:ascii="Arial" w:hAnsi="Arial" w:cs="Arial"/>
+                <w:rFonts w:ascii="Arial" w:hAnsi="Arial" w:cs="Arial" w:eastAsia="Arial"/>
                 <w:sz w:val="21"/>
                 <w:szCs w:val="21"/>
               </w:rPr>
@@ -1855,7 +1855,7 @@
             <w:proofErr w:type="gramEnd"/>
             <w:r>
               <w:rPr>
-                <w:rFonts w:ascii="Arial" w:hAnsi="Arial" w:cs="Arial"/>
+                <w:rFonts w:ascii="Arial" w:hAnsi="Arial" w:cs="Arial" w:eastAsia="Arial"/>
                 <w:sz w:val="21"/>
                 <w:szCs w:val="21"/>
               </w:rPr>
@@ -1868,7 +1868,7 @@
     <w:p>
       <w:r>
         <w:rPr>
-          <w:rFonts w:ascii="Arial" w:hAnsi="Arial" w:cs="Arial"/>
+          <w:rFonts w:ascii="Arial" w:hAnsi="Arial" w:cs="Arial" w:eastAsia="Arial"/>
         </w:rPr>
         <w:br/>
       </w:r>
@@ -1891,10 +1891,10 @@
   <w:docDefaults>
     <w:rPrDefault>
       <w:rPr>
-        <w:rFonts w:asciiTheme="minorHAnsi" w:eastAsiaTheme="minorEastAsia" w:hAnsiTheme="minorHAnsi" w:cstheme="minorBidi"/>
+        <w:rFonts w:ascii="Arial" w:hAnsi="Arial" w:cs="Arial" w:eastAsia="Arial"/>
         <w:kern w:val="2"/>
-        <w:sz w:val="24"/>
-        <w:szCs w:val="24"/>
+        <w:sz w:val="21"/>
+        <w:szCs w:val="21"/>
         <w:lang w:val="en-IN" w:eastAsia="en-IN" w:bidi="ar-SA"/>
         <w14:ligatures w14:val="standardContextual"/>
       </w:rPr>
@@ -2291,9 +2291,9 @@
       <w:spacing w:line="259" w:lineRule="auto"/>
     </w:pPr>
     <w:rPr>
-      <w:rFonts w:ascii="Calibri" w:eastAsia="Calibri" w:hAnsi="Calibri" w:cs="Calibri"/>
+      <w:rFonts w:ascii="Arial" w:hAnsi="Arial" w:cs="Arial" w:eastAsia="Arial"/>
       <w:color w:val="000000"/>
-      <w:sz w:val="22"/>
+      <w:sz w:val="21"/>
     </w:rPr>
   </w:style>
   <w:style w:type="character" w:default="1" w:styleId="DefaultParagraphFont">
